--- a/03. Segmentation/Report_Customer_Segmentation.docx
+++ b/03. Segmentation/Report_Customer_Segmentation.docx
@@ -47,6 +47,9 @@
           <w:bottom w:val="single" w:sz="6" w:space="4" w:color="2A78D6"/>
         </w:pBdr>
         <w:spacing w:before="360" w:after="160"/>
+        <w:rPr>
+          <w:color w:val="auto"/>
+        </w:rPr>
       </w:pPr>
       <w:r>
         <w:rPr>
@@ -88,7 +91,7 @@
         <w:tc>
           <w:tcPr>
             <w:tcW w:w="2600" w:type="dxa"/>
-            <w:shd w:val="clear" w:color="auto" w:fill="D9E6F8"/>
+            <w:shd w:val="clear" w:color="auto" w:fill="FFFFFF" w:themeFill="background1"/>
             <w:tcMar>
               <w:top w:w="70" w:type="dxa"/>
               <w:left w:w="100" w:type="dxa"/>
@@ -115,7 +118,7 @@
         <w:tc>
           <w:tcPr>
             <w:tcW w:w="3600" w:type="dxa"/>
-            <w:shd w:val="clear" w:color="auto" w:fill="D9E6F8"/>
+            <w:shd w:val="clear" w:color="auto" w:fill="FFFFFF" w:themeFill="background1"/>
             <w:tcMar>
               <w:top w:w="70" w:type="dxa"/>
               <w:left w:w="100" w:type="dxa"/>
@@ -142,7 +145,7 @@
         <w:tc>
           <w:tcPr>
             <w:tcW w:w="3300" w:type="dxa"/>
-            <w:shd w:val="clear" w:color="auto" w:fill="D9E6F8"/>
+            <w:shd w:val="clear" w:color="auto" w:fill="FFFFFF" w:themeFill="background1"/>
             <w:tcMar>
               <w:top w:w="70" w:type="dxa"/>
               <w:left w:w="100" w:type="dxa"/>
@@ -171,6 +174,7 @@
         <w:tc>
           <w:tcPr>
             <w:tcW w:w="2600" w:type="dxa"/>
+            <w:shd w:val="clear" w:color="auto" w:fill="FFFFFF" w:themeFill="background1"/>
             <w:tcMar>
               <w:top w:w="70" w:type="dxa"/>
               <w:left w:w="100" w:type="dxa"/>
@@ -192,6 +196,7 @@
         <w:tc>
           <w:tcPr>
             <w:tcW w:w="3600" w:type="dxa"/>
+            <w:shd w:val="clear" w:color="auto" w:fill="FFFFFF" w:themeFill="background1"/>
             <w:tcMar>
               <w:top w:w="70" w:type="dxa"/>
               <w:left w:w="100" w:type="dxa"/>
@@ -216,6 +221,7 @@
         <w:tc>
           <w:tcPr>
             <w:tcW w:w="3300" w:type="dxa"/>
+            <w:shd w:val="clear" w:color="auto" w:fill="FFFFFF" w:themeFill="background1"/>
             <w:tcMar>
               <w:top w:w="70" w:type="dxa"/>
               <w:left w:w="100" w:type="dxa"/>
@@ -242,7 +248,7 @@
         <w:tc>
           <w:tcPr>
             <w:tcW w:w="2600" w:type="dxa"/>
-            <w:shd w:val="clear" w:color="auto" w:fill="F2F2F0"/>
+            <w:shd w:val="clear" w:color="auto" w:fill="FFFFFF" w:themeFill="background1"/>
             <w:tcMar>
               <w:top w:w="70" w:type="dxa"/>
               <w:left w:w="100" w:type="dxa"/>
@@ -264,7 +270,7 @@
         <w:tc>
           <w:tcPr>
             <w:tcW w:w="3600" w:type="dxa"/>
-            <w:shd w:val="clear" w:color="auto" w:fill="F2F2F0"/>
+            <w:shd w:val="clear" w:color="auto" w:fill="FFFFFF" w:themeFill="background1"/>
             <w:tcMar>
               <w:top w:w="70" w:type="dxa"/>
               <w:left w:w="100" w:type="dxa"/>
@@ -289,7 +295,7 @@
         <w:tc>
           <w:tcPr>
             <w:tcW w:w="3300" w:type="dxa"/>
-            <w:shd w:val="clear" w:color="auto" w:fill="F2F2F0"/>
+            <w:shd w:val="clear" w:color="auto" w:fill="FFFFFF" w:themeFill="background1"/>
             <w:tcMar>
               <w:top w:w="70" w:type="dxa"/>
               <w:left w:w="100" w:type="dxa"/>
@@ -316,6 +322,7 @@
         <w:tc>
           <w:tcPr>
             <w:tcW w:w="2600" w:type="dxa"/>
+            <w:shd w:val="clear" w:color="auto" w:fill="FFFFFF" w:themeFill="background1"/>
             <w:tcMar>
               <w:top w:w="70" w:type="dxa"/>
               <w:left w:w="100" w:type="dxa"/>
@@ -337,6 +344,7 @@
         <w:tc>
           <w:tcPr>
             <w:tcW w:w="3600" w:type="dxa"/>
+            <w:shd w:val="clear" w:color="auto" w:fill="FFFFFF" w:themeFill="background1"/>
             <w:tcMar>
               <w:top w:w="70" w:type="dxa"/>
               <w:left w:w="100" w:type="dxa"/>
@@ -361,6 +369,7 @@
         <w:tc>
           <w:tcPr>
             <w:tcW w:w="3300" w:type="dxa"/>
+            <w:shd w:val="clear" w:color="auto" w:fill="FFFFFF" w:themeFill="background1"/>
             <w:tcMar>
               <w:top w:w="70" w:type="dxa"/>
               <w:left w:w="100" w:type="dxa"/>
@@ -387,7 +396,7 @@
         <w:tc>
           <w:tcPr>
             <w:tcW w:w="2600" w:type="dxa"/>
-            <w:shd w:val="clear" w:color="auto" w:fill="F2F2F0"/>
+            <w:shd w:val="clear" w:color="auto" w:fill="FFFFFF" w:themeFill="background1"/>
             <w:tcMar>
               <w:top w:w="70" w:type="dxa"/>
               <w:left w:w="100" w:type="dxa"/>
@@ -409,7 +418,7 @@
         <w:tc>
           <w:tcPr>
             <w:tcW w:w="3600" w:type="dxa"/>
-            <w:shd w:val="clear" w:color="auto" w:fill="F2F2F0"/>
+            <w:shd w:val="clear" w:color="auto" w:fill="FFFFFF" w:themeFill="background1"/>
             <w:tcMar>
               <w:top w:w="70" w:type="dxa"/>
               <w:left w:w="100" w:type="dxa"/>
@@ -434,7 +443,7 @@
         <w:tc>
           <w:tcPr>
             <w:tcW w:w="3300" w:type="dxa"/>
-            <w:shd w:val="clear" w:color="auto" w:fill="F2F2F0"/>
+            <w:shd w:val="clear" w:color="auto" w:fill="FFFFFF" w:themeFill="background1"/>
             <w:tcMar>
               <w:top w:w="70" w:type="dxa"/>
               <w:left w:w="100" w:type="dxa"/>
@@ -461,6 +470,7 @@
         <w:tc>
           <w:tcPr>
             <w:tcW w:w="2600" w:type="dxa"/>
+            <w:shd w:val="clear" w:color="auto" w:fill="FFFFFF" w:themeFill="background1"/>
             <w:tcMar>
               <w:top w:w="70" w:type="dxa"/>
               <w:left w:w="100" w:type="dxa"/>
@@ -482,6 +492,7 @@
         <w:tc>
           <w:tcPr>
             <w:tcW w:w="3600" w:type="dxa"/>
+            <w:shd w:val="clear" w:color="auto" w:fill="FFFFFF" w:themeFill="background1"/>
             <w:tcMar>
               <w:top w:w="70" w:type="dxa"/>
               <w:left w:w="100" w:type="dxa"/>
@@ -506,6 +517,7 @@
         <w:tc>
           <w:tcPr>
             <w:tcW w:w="3300" w:type="dxa"/>
+            <w:shd w:val="clear" w:color="auto" w:fill="FFFFFF" w:themeFill="background1"/>
             <w:tcMar>
               <w:top w:w="70" w:type="dxa"/>
               <w:left w:w="100" w:type="dxa"/>
@@ -532,7 +544,7 @@
         <w:tc>
           <w:tcPr>
             <w:tcW w:w="2600" w:type="dxa"/>
-            <w:shd w:val="clear" w:color="auto" w:fill="F2F2F0"/>
+            <w:shd w:val="clear" w:color="auto" w:fill="FFFFFF" w:themeFill="background1"/>
             <w:tcMar>
               <w:top w:w="70" w:type="dxa"/>
               <w:left w:w="100" w:type="dxa"/>
@@ -554,7 +566,7 @@
         <w:tc>
           <w:tcPr>
             <w:tcW w:w="3600" w:type="dxa"/>
-            <w:shd w:val="clear" w:color="auto" w:fill="F2F2F0"/>
+            <w:shd w:val="clear" w:color="auto" w:fill="FFFFFF" w:themeFill="background1"/>
             <w:tcMar>
               <w:top w:w="70" w:type="dxa"/>
               <w:left w:w="100" w:type="dxa"/>
@@ -579,7 +591,7 @@
         <w:tc>
           <w:tcPr>
             <w:tcW w:w="3300" w:type="dxa"/>
-            <w:shd w:val="clear" w:color="auto" w:fill="F2F2F0"/>
+            <w:shd w:val="clear" w:color="auto" w:fill="FFFFFF" w:themeFill="background1"/>
             <w:tcMar>
               <w:top w:w="70" w:type="dxa"/>
               <w:left w:w="100" w:type="dxa"/>
@@ -741,12 +753,15 @@
       <w:pPr>
         <w:pStyle w:val="Heading2"/>
         <w:spacing w:before="280" w:after="120"/>
+        <w:rPr>
+          <w:color w:val="auto"/>
+        </w:rPr>
       </w:pPr>
       <w:r>
         <w:rPr>
           <w:b/>
           <w:bCs/>
-          <w:color w:val="2A78D6"/>
+          <w:color w:val="auto"/>
           <w:sz w:val="24"/>
           <w:szCs w:val="24"/>
         </w:rPr>
@@ -781,7 +796,7 @@
         <w:tc>
           <w:tcPr>
             <w:tcW w:w="4700" w:type="dxa"/>
-            <w:shd w:val="clear" w:color="auto" w:fill="D9E6F8"/>
+            <w:shd w:val="clear" w:color="auto" w:fill="FFFFFF" w:themeFill="background1"/>
             <w:tcMar>
               <w:top w:w="70" w:type="dxa"/>
               <w:left w:w="100" w:type="dxa"/>
@@ -808,7 +823,7 @@
         <w:tc>
           <w:tcPr>
             <w:tcW w:w="4800" w:type="dxa"/>
-            <w:shd w:val="clear" w:color="auto" w:fill="D9E6F8"/>
+            <w:shd w:val="clear" w:color="auto" w:fill="FFFFFF" w:themeFill="background1"/>
             <w:tcMar>
               <w:top w:w="70" w:type="dxa"/>
               <w:left w:w="100" w:type="dxa"/>
@@ -837,6 +852,7 @@
         <w:tc>
           <w:tcPr>
             <w:tcW w:w="4700" w:type="dxa"/>
+            <w:shd w:val="clear" w:color="auto" w:fill="FFFFFF" w:themeFill="background1"/>
             <w:tcMar>
               <w:top w:w="70" w:type="dxa"/>
               <w:left w:w="100" w:type="dxa"/>
@@ -858,6 +874,7 @@
         <w:tc>
           <w:tcPr>
             <w:tcW w:w="4800" w:type="dxa"/>
+            <w:shd w:val="clear" w:color="auto" w:fill="FFFFFF" w:themeFill="background1"/>
             <w:tcMar>
               <w:top w:w="70" w:type="dxa"/>
               <w:left w:w="100" w:type="dxa"/>
@@ -884,7 +901,7 @@
         <w:tc>
           <w:tcPr>
             <w:tcW w:w="4700" w:type="dxa"/>
-            <w:shd w:val="clear" w:color="auto" w:fill="F2F2F0"/>
+            <w:shd w:val="clear" w:color="auto" w:fill="FFFFFF" w:themeFill="background1"/>
             <w:tcMar>
               <w:top w:w="70" w:type="dxa"/>
               <w:left w:w="100" w:type="dxa"/>
@@ -906,7 +923,7 @@
         <w:tc>
           <w:tcPr>
             <w:tcW w:w="4800" w:type="dxa"/>
-            <w:shd w:val="clear" w:color="auto" w:fill="F2F2F0"/>
+            <w:shd w:val="clear" w:color="auto" w:fill="FFFFFF" w:themeFill="background1"/>
             <w:tcMar>
               <w:top w:w="70" w:type="dxa"/>
               <w:left w:w="100" w:type="dxa"/>
@@ -933,6 +950,7 @@
         <w:tc>
           <w:tcPr>
             <w:tcW w:w="4700" w:type="dxa"/>
+            <w:shd w:val="clear" w:color="auto" w:fill="FFFFFF" w:themeFill="background1"/>
             <w:tcMar>
               <w:top w:w="70" w:type="dxa"/>
               <w:left w:w="100" w:type="dxa"/>
@@ -954,6 +972,7 @@
         <w:tc>
           <w:tcPr>
             <w:tcW w:w="4800" w:type="dxa"/>
+            <w:shd w:val="clear" w:color="auto" w:fill="FFFFFF" w:themeFill="background1"/>
             <w:tcMar>
               <w:top w:w="70" w:type="dxa"/>
               <w:left w:w="100" w:type="dxa"/>
@@ -1018,7 +1037,7 @@
         <w:tc>
           <w:tcPr>
             <w:tcW w:w="2400" w:type="dxa"/>
-            <w:shd w:val="clear" w:color="auto" w:fill="D9E6F8"/>
+            <w:shd w:val="clear" w:color="auto" w:fill="FFFFFF" w:themeFill="background1"/>
             <w:tcMar>
               <w:top w:w="70" w:type="dxa"/>
               <w:left w:w="100" w:type="dxa"/>
@@ -1045,7 +1064,7 @@
         <w:tc>
           <w:tcPr>
             <w:tcW w:w="7100" w:type="dxa"/>
-            <w:shd w:val="clear" w:color="auto" w:fill="D9E6F8"/>
+            <w:shd w:val="clear" w:color="auto" w:fill="FFFFFF" w:themeFill="background1"/>
             <w:tcMar>
               <w:top w:w="70" w:type="dxa"/>
               <w:left w:w="100" w:type="dxa"/>
@@ -1074,6 +1093,7 @@
         <w:tc>
           <w:tcPr>
             <w:tcW w:w="2400" w:type="dxa"/>
+            <w:shd w:val="clear" w:color="auto" w:fill="FFFFFF" w:themeFill="background1"/>
             <w:tcMar>
               <w:top w:w="70" w:type="dxa"/>
               <w:left w:w="100" w:type="dxa"/>
@@ -1095,6 +1115,7 @@
         <w:tc>
           <w:tcPr>
             <w:tcW w:w="7100" w:type="dxa"/>
+            <w:shd w:val="clear" w:color="auto" w:fill="FFFFFF" w:themeFill="background1"/>
             <w:tcMar>
               <w:top w:w="70" w:type="dxa"/>
               <w:left w:w="100" w:type="dxa"/>
@@ -1121,7 +1142,7 @@
         <w:tc>
           <w:tcPr>
             <w:tcW w:w="2400" w:type="dxa"/>
-            <w:shd w:val="clear" w:color="auto" w:fill="F2F2F0"/>
+            <w:shd w:val="clear" w:color="auto" w:fill="FFFFFF" w:themeFill="background1"/>
             <w:tcMar>
               <w:top w:w="70" w:type="dxa"/>
               <w:left w:w="100" w:type="dxa"/>
@@ -1143,7 +1164,7 @@
         <w:tc>
           <w:tcPr>
             <w:tcW w:w="7100" w:type="dxa"/>
-            <w:shd w:val="clear" w:color="auto" w:fill="F2F2F0"/>
+            <w:shd w:val="clear" w:color="auto" w:fill="FFFFFF" w:themeFill="background1"/>
             <w:tcMar>
               <w:top w:w="70" w:type="dxa"/>
               <w:left w:w="100" w:type="dxa"/>
@@ -1170,6 +1191,7 @@
         <w:tc>
           <w:tcPr>
             <w:tcW w:w="2400" w:type="dxa"/>
+            <w:shd w:val="clear" w:color="auto" w:fill="FFFFFF" w:themeFill="background1"/>
             <w:tcMar>
               <w:top w:w="70" w:type="dxa"/>
               <w:left w:w="100" w:type="dxa"/>
@@ -1191,6 +1213,7 @@
         <w:tc>
           <w:tcPr>
             <w:tcW w:w="7100" w:type="dxa"/>
+            <w:shd w:val="clear" w:color="auto" w:fill="FFFFFF" w:themeFill="background1"/>
             <w:tcMar>
               <w:top w:w="70" w:type="dxa"/>
               <w:left w:w="100" w:type="dxa"/>
@@ -1384,12 +1407,15 @@
       <w:pPr>
         <w:pStyle w:val="Heading2"/>
         <w:spacing w:before="280" w:after="120"/>
+        <w:rPr>
+          <w:color w:val="auto"/>
+        </w:rPr>
       </w:pPr>
       <w:r>
         <w:rPr>
           <w:b/>
           <w:bCs/>
-          <w:color w:val="2A78D6"/>
+          <w:color w:val="auto"/>
           <w:sz w:val="24"/>
           <w:szCs w:val="24"/>
         </w:rPr>
@@ -1453,12 +1479,15 @@
       <w:pPr>
         <w:pStyle w:val="Heading2"/>
         <w:spacing w:before="280" w:after="120"/>
+        <w:rPr>
+          <w:color w:val="auto"/>
+        </w:rPr>
       </w:pPr>
       <w:r>
         <w:rPr>
           <w:b/>
           <w:bCs/>
-          <w:color w:val="2A78D6"/>
+          <w:color w:val="auto"/>
           <w:sz w:val="24"/>
           <w:szCs w:val="24"/>
         </w:rPr>
@@ -1507,7 +1536,7 @@
         <w:tc>
           <w:tcPr>
             <w:tcW w:w="1800" w:type="dxa"/>
-            <w:shd w:val="clear" w:color="auto" w:fill="D9E6F8"/>
+            <w:shd w:val="clear" w:color="auto" w:fill="FFFFFF" w:themeFill="background1"/>
             <w:tcMar>
               <w:top w:w="70" w:type="dxa"/>
               <w:left w:w="100" w:type="dxa"/>
@@ -1534,7 +1563,7 @@
         <w:tc>
           <w:tcPr>
             <w:tcW w:w="1500" w:type="dxa"/>
-            <w:shd w:val="clear" w:color="auto" w:fill="D9E6F8"/>
+            <w:shd w:val="clear" w:color="auto" w:fill="FFFFFF" w:themeFill="background1"/>
             <w:tcMar>
               <w:top w:w="70" w:type="dxa"/>
               <w:left w:w="100" w:type="dxa"/>
@@ -1561,7 +1590,7 @@
         <w:tc>
           <w:tcPr>
             <w:tcW w:w="6400" w:type="dxa"/>
-            <w:shd w:val="clear" w:color="auto" w:fill="D9E6F8"/>
+            <w:shd w:val="clear" w:color="auto" w:fill="FFFFFF" w:themeFill="background1"/>
             <w:tcMar>
               <w:top w:w="70" w:type="dxa"/>
               <w:left w:w="100" w:type="dxa"/>
@@ -1590,6 +1619,7 @@
         <w:tc>
           <w:tcPr>
             <w:tcW w:w="1800" w:type="dxa"/>
+            <w:shd w:val="clear" w:color="auto" w:fill="FFFFFF" w:themeFill="background1"/>
             <w:tcMar>
               <w:top w:w="70" w:type="dxa"/>
               <w:left w:w="100" w:type="dxa"/>
@@ -1611,6 +1641,7 @@
         <w:tc>
           <w:tcPr>
             <w:tcW w:w="1500" w:type="dxa"/>
+            <w:shd w:val="clear" w:color="auto" w:fill="FFFFFF" w:themeFill="background1"/>
             <w:tcMar>
               <w:top w:w="70" w:type="dxa"/>
               <w:left w:w="100" w:type="dxa"/>
@@ -1635,6 +1666,7 @@
         <w:tc>
           <w:tcPr>
             <w:tcW w:w="6400" w:type="dxa"/>
+            <w:shd w:val="clear" w:color="auto" w:fill="FFFFFF" w:themeFill="background1"/>
             <w:tcMar>
               <w:top w:w="70" w:type="dxa"/>
               <w:left w:w="100" w:type="dxa"/>
@@ -1661,7 +1693,7 @@
         <w:tc>
           <w:tcPr>
             <w:tcW w:w="1800" w:type="dxa"/>
-            <w:shd w:val="clear" w:color="auto" w:fill="F2F2F0"/>
+            <w:shd w:val="clear" w:color="auto" w:fill="FFFFFF" w:themeFill="background1"/>
             <w:tcMar>
               <w:top w:w="70" w:type="dxa"/>
               <w:left w:w="100" w:type="dxa"/>
@@ -1683,7 +1715,7 @@
         <w:tc>
           <w:tcPr>
             <w:tcW w:w="1500" w:type="dxa"/>
-            <w:shd w:val="clear" w:color="auto" w:fill="F2F2F0"/>
+            <w:shd w:val="clear" w:color="auto" w:fill="FFFFFF" w:themeFill="background1"/>
             <w:tcMar>
               <w:top w:w="70" w:type="dxa"/>
               <w:left w:w="100" w:type="dxa"/>
@@ -1708,7 +1740,7 @@
         <w:tc>
           <w:tcPr>
             <w:tcW w:w="6400" w:type="dxa"/>
-            <w:shd w:val="clear" w:color="auto" w:fill="F2F2F0"/>
+            <w:shd w:val="clear" w:color="auto" w:fill="FFFFFF" w:themeFill="background1"/>
             <w:tcMar>
               <w:top w:w="70" w:type="dxa"/>
               <w:left w:w="100" w:type="dxa"/>
@@ -1741,12 +1773,15 @@
       <w:pPr>
         <w:pStyle w:val="Heading2"/>
         <w:spacing w:before="280" w:after="120"/>
+        <w:rPr>
+          <w:color w:val="auto"/>
+        </w:rPr>
       </w:pPr>
       <w:r>
         <w:rPr>
           <w:b/>
           <w:bCs/>
-          <w:color w:val="2A78D6"/>
+          <w:color w:val="auto"/>
           <w:sz w:val="24"/>
           <w:szCs w:val="24"/>
         </w:rPr>
@@ -1846,12 +1881,15 @@
       <w:pPr>
         <w:pStyle w:val="Heading2"/>
         <w:spacing w:before="280" w:after="120"/>
+        <w:rPr>
+          <w:color w:val="auto"/>
+        </w:rPr>
       </w:pPr>
       <w:r>
         <w:rPr>
           <w:b/>
           <w:bCs/>
-          <w:color w:val="2A78D6"/>
+          <w:color w:val="auto"/>
           <w:sz w:val="24"/>
           <w:szCs w:val="24"/>
         </w:rPr>
@@ -1891,7 +1929,7 @@
         <w:tc>
           <w:tcPr>
             <w:tcW w:w="700" w:type="dxa"/>
-            <w:shd w:val="clear" w:color="auto" w:fill="D9E6F8"/>
+            <w:shd w:val="clear" w:color="auto" w:fill="FFFFFF" w:themeFill="background1"/>
             <w:tcMar>
               <w:top w:w="70" w:type="dxa"/>
               <w:left w:w="100" w:type="dxa"/>
@@ -1918,7 +1956,7 @@
         <w:tc>
           <w:tcPr>
             <w:tcW w:w="1500" w:type="dxa"/>
-            <w:shd w:val="clear" w:color="auto" w:fill="D9E6F8"/>
+            <w:shd w:val="clear" w:color="auto" w:fill="FFFFFF" w:themeFill="background1"/>
             <w:tcMar>
               <w:top w:w="70" w:type="dxa"/>
               <w:left w:w="100" w:type="dxa"/>
@@ -1945,7 +1983,7 @@
         <w:tc>
           <w:tcPr>
             <w:tcW w:w="1900" w:type="dxa"/>
-            <w:shd w:val="clear" w:color="auto" w:fill="D9E6F8"/>
+            <w:shd w:val="clear" w:color="auto" w:fill="FFFFFF" w:themeFill="background1"/>
             <w:tcMar>
               <w:top w:w="70" w:type="dxa"/>
               <w:left w:w="100" w:type="dxa"/>
@@ -1972,7 +2010,7 @@
         <w:tc>
           <w:tcPr>
             <w:tcW w:w="1300" w:type="dxa"/>
-            <w:shd w:val="clear" w:color="auto" w:fill="D9E6F8"/>
+            <w:shd w:val="clear" w:color="auto" w:fill="FFFFFF" w:themeFill="background1"/>
             <w:tcMar>
               <w:top w:w="70" w:type="dxa"/>
               <w:left w:w="100" w:type="dxa"/>
@@ -1999,7 +2037,7 @@
         <w:tc>
           <w:tcPr>
             <w:tcW w:w="1500" w:type="dxa"/>
-            <w:shd w:val="clear" w:color="auto" w:fill="D9E6F8"/>
+            <w:shd w:val="clear" w:color="auto" w:fill="FFFFFF" w:themeFill="background1"/>
             <w:tcMar>
               <w:top w:w="70" w:type="dxa"/>
               <w:left w:w="100" w:type="dxa"/>
@@ -2026,7 +2064,7 @@
         <w:tc>
           <w:tcPr>
             <w:tcW w:w="1300" w:type="dxa"/>
-            <w:shd w:val="clear" w:color="auto" w:fill="D9E6F8"/>
+            <w:shd w:val="clear" w:color="auto" w:fill="FFFFFF" w:themeFill="background1"/>
             <w:tcMar>
               <w:top w:w="70" w:type="dxa"/>
               <w:left w:w="100" w:type="dxa"/>
@@ -2053,7 +2091,7 @@
         <w:tc>
           <w:tcPr>
             <w:tcW w:w="1500" w:type="dxa"/>
-            <w:shd w:val="clear" w:color="auto" w:fill="D9E6F8"/>
+            <w:shd w:val="clear" w:color="auto" w:fill="FFFFFF" w:themeFill="background1"/>
             <w:tcMar>
               <w:top w:w="70" w:type="dxa"/>
               <w:left w:w="100" w:type="dxa"/>
@@ -2082,6 +2120,7 @@
         <w:tc>
           <w:tcPr>
             <w:tcW w:w="700" w:type="dxa"/>
+            <w:shd w:val="clear" w:color="auto" w:fill="FFFFFF" w:themeFill="background1"/>
             <w:tcMar>
               <w:top w:w="70" w:type="dxa"/>
               <w:left w:w="100" w:type="dxa"/>
@@ -2103,6 +2142,7 @@
         <w:tc>
           <w:tcPr>
             <w:tcW w:w="1500" w:type="dxa"/>
+            <w:shd w:val="clear" w:color="auto" w:fill="FFFFFF" w:themeFill="background1"/>
             <w:tcMar>
               <w:top w:w="70" w:type="dxa"/>
               <w:left w:w="100" w:type="dxa"/>
@@ -2127,6 +2167,7 @@
         <w:tc>
           <w:tcPr>
             <w:tcW w:w="1900" w:type="dxa"/>
+            <w:shd w:val="clear" w:color="auto" w:fill="FFFFFF" w:themeFill="background1"/>
             <w:tcMar>
               <w:top w:w="70" w:type="dxa"/>
               <w:left w:w="100" w:type="dxa"/>
@@ -2151,6 +2192,7 @@
         <w:tc>
           <w:tcPr>
             <w:tcW w:w="1300" w:type="dxa"/>
+            <w:shd w:val="clear" w:color="auto" w:fill="FFFFFF" w:themeFill="background1"/>
             <w:tcMar>
               <w:top w:w="70" w:type="dxa"/>
               <w:left w:w="100" w:type="dxa"/>
@@ -2175,6 +2217,7 @@
         <w:tc>
           <w:tcPr>
             <w:tcW w:w="1500" w:type="dxa"/>
+            <w:shd w:val="clear" w:color="auto" w:fill="FFFFFF" w:themeFill="background1"/>
             <w:tcMar>
               <w:top w:w="70" w:type="dxa"/>
               <w:left w:w="100" w:type="dxa"/>
@@ -2199,6 +2242,7 @@
         <w:tc>
           <w:tcPr>
             <w:tcW w:w="1300" w:type="dxa"/>
+            <w:shd w:val="clear" w:color="auto" w:fill="FFFFFF" w:themeFill="background1"/>
             <w:tcMar>
               <w:top w:w="70" w:type="dxa"/>
               <w:left w:w="100" w:type="dxa"/>
@@ -2223,6 +2267,7 @@
         <w:tc>
           <w:tcPr>
             <w:tcW w:w="1500" w:type="dxa"/>
+            <w:shd w:val="clear" w:color="auto" w:fill="FFFFFF" w:themeFill="background1"/>
             <w:tcMar>
               <w:top w:w="70" w:type="dxa"/>
               <w:left w:w="100" w:type="dxa"/>
@@ -2249,7 +2294,7 @@
         <w:tc>
           <w:tcPr>
             <w:tcW w:w="700" w:type="dxa"/>
-            <w:shd w:val="clear" w:color="auto" w:fill="F2F2F0"/>
+            <w:shd w:val="clear" w:color="auto" w:fill="FFFFFF" w:themeFill="background1"/>
             <w:tcMar>
               <w:top w:w="70" w:type="dxa"/>
               <w:left w:w="100" w:type="dxa"/>
@@ -2271,7 +2316,7 @@
         <w:tc>
           <w:tcPr>
             <w:tcW w:w="1500" w:type="dxa"/>
-            <w:shd w:val="clear" w:color="auto" w:fill="F2F2F0"/>
+            <w:shd w:val="clear" w:color="auto" w:fill="FFFFFF" w:themeFill="background1"/>
             <w:tcMar>
               <w:top w:w="70" w:type="dxa"/>
               <w:left w:w="100" w:type="dxa"/>
@@ -2296,7 +2341,7 @@
         <w:tc>
           <w:tcPr>
             <w:tcW w:w="1900" w:type="dxa"/>
-            <w:shd w:val="clear" w:color="auto" w:fill="F2F2F0"/>
+            <w:shd w:val="clear" w:color="auto" w:fill="FFFFFF" w:themeFill="background1"/>
             <w:tcMar>
               <w:top w:w="70" w:type="dxa"/>
               <w:left w:w="100" w:type="dxa"/>
@@ -2321,7 +2366,7 @@
         <w:tc>
           <w:tcPr>
             <w:tcW w:w="1300" w:type="dxa"/>
-            <w:shd w:val="clear" w:color="auto" w:fill="F2F2F0"/>
+            <w:shd w:val="clear" w:color="auto" w:fill="FFFFFF" w:themeFill="background1"/>
             <w:tcMar>
               <w:top w:w="70" w:type="dxa"/>
               <w:left w:w="100" w:type="dxa"/>
@@ -2346,7 +2391,7 @@
         <w:tc>
           <w:tcPr>
             <w:tcW w:w="1500" w:type="dxa"/>
-            <w:shd w:val="clear" w:color="auto" w:fill="F2F2F0"/>
+            <w:shd w:val="clear" w:color="auto" w:fill="FFFFFF" w:themeFill="background1"/>
             <w:tcMar>
               <w:top w:w="70" w:type="dxa"/>
               <w:left w:w="100" w:type="dxa"/>
@@ -2371,7 +2416,7 @@
         <w:tc>
           <w:tcPr>
             <w:tcW w:w="1300" w:type="dxa"/>
-            <w:shd w:val="clear" w:color="auto" w:fill="F2F2F0"/>
+            <w:shd w:val="clear" w:color="auto" w:fill="FFFFFF" w:themeFill="background1"/>
             <w:tcMar>
               <w:top w:w="70" w:type="dxa"/>
               <w:left w:w="100" w:type="dxa"/>
@@ -2396,7 +2441,7 @@
         <w:tc>
           <w:tcPr>
             <w:tcW w:w="1500" w:type="dxa"/>
-            <w:shd w:val="clear" w:color="auto" w:fill="F2F2F0"/>
+            <w:shd w:val="clear" w:color="auto" w:fill="FFFFFF" w:themeFill="background1"/>
             <w:tcMar>
               <w:top w:w="70" w:type="dxa"/>
               <w:left w:w="100" w:type="dxa"/>
@@ -2423,6 +2468,7 @@
         <w:tc>
           <w:tcPr>
             <w:tcW w:w="700" w:type="dxa"/>
+            <w:shd w:val="clear" w:color="auto" w:fill="FFFFFF" w:themeFill="background1"/>
             <w:tcMar>
               <w:top w:w="70" w:type="dxa"/>
               <w:left w:w="100" w:type="dxa"/>
@@ -2444,6 +2490,7 @@
         <w:tc>
           <w:tcPr>
             <w:tcW w:w="1500" w:type="dxa"/>
+            <w:shd w:val="clear" w:color="auto" w:fill="FFFFFF" w:themeFill="background1"/>
             <w:tcMar>
               <w:top w:w="70" w:type="dxa"/>
               <w:left w:w="100" w:type="dxa"/>
@@ -2468,6 +2515,7 @@
         <w:tc>
           <w:tcPr>
             <w:tcW w:w="1900" w:type="dxa"/>
+            <w:shd w:val="clear" w:color="auto" w:fill="FFFFFF" w:themeFill="background1"/>
             <w:tcMar>
               <w:top w:w="70" w:type="dxa"/>
               <w:left w:w="100" w:type="dxa"/>
@@ -2492,6 +2540,7 @@
         <w:tc>
           <w:tcPr>
             <w:tcW w:w="1300" w:type="dxa"/>
+            <w:shd w:val="clear" w:color="auto" w:fill="FFFFFF" w:themeFill="background1"/>
             <w:tcMar>
               <w:top w:w="70" w:type="dxa"/>
               <w:left w:w="100" w:type="dxa"/>
@@ -2516,6 +2565,7 @@
         <w:tc>
           <w:tcPr>
             <w:tcW w:w="1500" w:type="dxa"/>
+            <w:shd w:val="clear" w:color="auto" w:fill="FFFFFF" w:themeFill="background1"/>
             <w:tcMar>
               <w:top w:w="70" w:type="dxa"/>
               <w:left w:w="100" w:type="dxa"/>
@@ -2540,6 +2590,7 @@
         <w:tc>
           <w:tcPr>
             <w:tcW w:w="1300" w:type="dxa"/>
+            <w:shd w:val="clear" w:color="auto" w:fill="FFFFFF" w:themeFill="background1"/>
             <w:tcMar>
               <w:top w:w="70" w:type="dxa"/>
               <w:left w:w="100" w:type="dxa"/>
@@ -2564,6 +2615,7 @@
         <w:tc>
           <w:tcPr>
             <w:tcW w:w="1500" w:type="dxa"/>
+            <w:shd w:val="clear" w:color="auto" w:fill="FFFFFF" w:themeFill="background1"/>
             <w:tcMar>
               <w:top w:w="70" w:type="dxa"/>
               <w:left w:w="100" w:type="dxa"/>
@@ -2590,7 +2642,7 @@
         <w:tc>
           <w:tcPr>
             <w:tcW w:w="700" w:type="dxa"/>
-            <w:shd w:val="clear" w:color="auto" w:fill="F2F2F0"/>
+            <w:shd w:val="clear" w:color="auto" w:fill="FFFFFF" w:themeFill="background1"/>
             <w:tcMar>
               <w:top w:w="70" w:type="dxa"/>
               <w:left w:w="100" w:type="dxa"/>
@@ -2612,7 +2664,7 @@
         <w:tc>
           <w:tcPr>
             <w:tcW w:w="1500" w:type="dxa"/>
-            <w:shd w:val="clear" w:color="auto" w:fill="F2F2F0"/>
+            <w:shd w:val="clear" w:color="auto" w:fill="FFFFFF" w:themeFill="background1"/>
             <w:tcMar>
               <w:top w:w="70" w:type="dxa"/>
               <w:left w:w="100" w:type="dxa"/>
@@ -2637,7 +2689,7 @@
         <w:tc>
           <w:tcPr>
             <w:tcW w:w="1900" w:type="dxa"/>
-            <w:shd w:val="clear" w:color="auto" w:fill="F2F2F0"/>
+            <w:shd w:val="clear" w:color="auto" w:fill="FFFFFF" w:themeFill="background1"/>
             <w:tcMar>
               <w:top w:w="70" w:type="dxa"/>
               <w:left w:w="100" w:type="dxa"/>
@@ -2662,7 +2714,7 @@
         <w:tc>
           <w:tcPr>
             <w:tcW w:w="1300" w:type="dxa"/>
-            <w:shd w:val="clear" w:color="auto" w:fill="F2F2F0"/>
+            <w:shd w:val="clear" w:color="auto" w:fill="FFFFFF" w:themeFill="background1"/>
             <w:tcMar>
               <w:top w:w="70" w:type="dxa"/>
               <w:left w:w="100" w:type="dxa"/>
@@ -2687,7 +2739,7 @@
         <w:tc>
           <w:tcPr>
             <w:tcW w:w="1500" w:type="dxa"/>
-            <w:shd w:val="clear" w:color="auto" w:fill="F2F2F0"/>
+            <w:shd w:val="clear" w:color="auto" w:fill="FFFFFF" w:themeFill="background1"/>
             <w:tcMar>
               <w:top w:w="70" w:type="dxa"/>
               <w:left w:w="100" w:type="dxa"/>
@@ -2712,7 +2764,7 @@
         <w:tc>
           <w:tcPr>
             <w:tcW w:w="1300" w:type="dxa"/>
-            <w:shd w:val="clear" w:color="auto" w:fill="F2F2F0"/>
+            <w:shd w:val="clear" w:color="auto" w:fill="FFFFFF" w:themeFill="background1"/>
             <w:tcMar>
               <w:top w:w="70" w:type="dxa"/>
               <w:left w:w="100" w:type="dxa"/>
@@ -2737,7 +2789,7 @@
         <w:tc>
           <w:tcPr>
             <w:tcW w:w="1500" w:type="dxa"/>
-            <w:shd w:val="clear" w:color="auto" w:fill="F2F2F0"/>
+            <w:shd w:val="clear" w:color="auto" w:fill="FFFFFF" w:themeFill="background1"/>
             <w:tcMar>
               <w:top w:w="70" w:type="dxa"/>
               <w:left w:w="100" w:type="dxa"/>
@@ -3004,12 +3056,15 @@
       <w:pPr>
         <w:pStyle w:val="Heading2"/>
         <w:spacing w:before="280" w:after="120"/>
+        <w:rPr>
+          <w:color w:val="auto"/>
+        </w:rPr>
       </w:pPr>
       <w:r>
         <w:rPr>
           <w:b/>
           <w:bCs/>
-          <w:color w:val="2A78D6"/>
+          <w:color w:val="auto"/>
           <w:sz w:val="24"/>
           <w:szCs w:val="24"/>
         </w:rPr>
@@ -3083,7 +3138,7 @@
         <w:tc>
           <w:tcPr>
             <w:tcW w:w="3000" w:type="dxa"/>
-            <w:shd w:val="clear" w:color="auto" w:fill="D9E6F8"/>
+            <w:shd w:val="clear" w:color="auto" w:fill="FFFFFF" w:themeFill="background1"/>
             <w:tcMar>
               <w:top w:w="70" w:type="dxa"/>
               <w:left w:w="100" w:type="dxa"/>
@@ -3110,7 +3165,7 @@
         <w:tc>
           <w:tcPr>
             <w:tcW w:w="6500" w:type="dxa"/>
-            <w:shd w:val="clear" w:color="auto" w:fill="D9E6F8"/>
+            <w:shd w:val="clear" w:color="auto" w:fill="FFFFFF" w:themeFill="background1"/>
             <w:tcMar>
               <w:top w:w="70" w:type="dxa"/>
               <w:left w:w="100" w:type="dxa"/>
@@ -3139,14 +3194,18 @@
         <w:tc>
           <w:tcPr>
             <w:tcW w:w="3000" w:type="dxa"/>
-            <w:tcMar>
-              <w:top w:w="70" w:type="dxa"/>
-              <w:left w:w="100" w:type="dxa"/>
-              <w:bottom w:w="70" w:type="dxa"/>
-              <w:right w:w="100" w:type="dxa"/>
-            </w:tcMar>
-          </w:tcPr>
-          <w:p>
+            <w:shd w:val="clear" w:color="auto" w:fill="FFFFFF" w:themeFill="background1"/>
+            <w:tcMar>
+              <w:top w:w="70" w:type="dxa"/>
+              <w:left w:w="100" w:type="dxa"/>
+              <w:bottom w:w="70" w:type="dxa"/>
+              <w:right w:w="100" w:type="dxa"/>
+            </w:tcMar>
+          </w:tcPr>
+          <w:p>
+            <w:pPr>
+              <w:jc w:val="center"/>
+            </w:pPr>
             <w:r>
               <w:rPr>
                 <w:color w:val="0B0B0B"/>
@@ -3160,6 +3219,7 @@
         <w:tc>
           <w:tcPr>
             <w:tcW w:w="6500" w:type="dxa"/>
+            <w:shd w:val="clear" w:color="auto" w:fill="FFFFFF" w:themeFill="background1"/>
             <w:tcMar>
               <w:top w:w="70" w:type="dxa"/>
               <w:left w:w="100" w:type="dxa"/>
@@ -3186,15 +3246,18 @@
         <w:tc>
           <w:tcPr>
             <w:tcW w:w="3000" w:type="dxa"/>
-            <w:shd w:val="clear" w:color="auto" w:fill="F2F2F0"/>
-            <w:tcMar>
-              <w:top w:w="70" w:type="dxa"/>
-              <w:left w:w="100" w:type="dxa"/>
-              <w:bottom w:w="70" w:type="dxa"/>
-              <w:right w:w="100" w:type="dxa"/>
-            </w:tcMar>
-          </w:tcPr>
-          <w:p>
+            <w:shd w:val="clear" w:color="auto" w:fill="FFFFFF" w:themeFill="background1"/>
+            <w:tcMar>
+              <w:top w:w="70" w:type="dxa"/>
+              <w:left w:w="100" w:type="dxa"/>
+              <w:bottom w:w="70" w:type="dxa"/>
+              <w:right w:w="100" w:type="dxa"/>
+            </w:tcMar>
+          </w:tcPr>
+          <w:p>
+            <w:pPr>
+              <w:jc w:val="center"/>
+            </w:pPr>
             <w:r>
               <w:rPr>
                 <w:color w:val="0B0B0B"/>
@@ -3208,7 +3271,7 @@
         <w:tc>
           <w:tcPr>
             <w:tcW w:w="6500" w:type="dxa"/>
-            <w:shd w:val="clear" w:color="auto" w:fill="F2F2F0"/>
+            <w:shd w:val="clear" w:color="auto" w:fill="FFFFFF" w:themeFill="background1"/>
             <w:tcMar>
               <w:top w:w="70" w:type="dxa"/>
               <w:left w:w="100" w:type="dxa"/>
@@ -3235,14 +3298,18 @@
         <w:tc>
           <w:tcPr>
             <w:tcW w:w="3000" w:type="dxa"/>
-            <w:tcMar>
-              <w:top w:w="70" w:type="dxa"/>
-              <w:left w:w="100" w:type="dxa"/>
-              <w:bottom w:w="70" w:type="dxa"/>
-              <w:right w:w="100" w:type="dxa"/>
-            </w:tcMar>
-          </w:tcPr>
-          <w:p>
+            <w:shd w:val="clear" w:color="auto" w:fill="FFFFFF" w:themeFill="background1"/>
+            <w:tcMar>
+              <w:top w:w="70" w:type="dxa"/>
+              <w:left w:w="100" w:type="dxa"/>
+              <w:bottom w:w="70" w:type="dxa"/>
+              <w:right w:w="100" w:type="dxa"/>
+            </w:tcMar>
+          </w:tcPr>
+          <w:p>
+            <w:pPr>
+              <w:jc w:val="center"/>
+            </w:pPr>
             <w:r>
               <w:rPr>
                 <w:color w:val="0B0B0B"/>
@@ -3256,6 +3323,7 @@
         <w:tc>
           <w:tcPr>
             <w:tcW w:w="6500" w:type="dxa"/>
+            <w:shd w:val="clear" w:color="auto" w:fill="FFFFFF" w:themeFill="background1"/>
             <w:tcMar>
               <w:top w:w="70" w:type="dxa"/>
               <w:left w:w="100" w:type="dxa"/>
@@ -3298,15 +3366,18 @@
         <w:tc>
           <w:tcPr>
             <w:tcW w:w="3000" w:type="dxa"/>
-            <w:shd w:val="clear" w:color="auto" w:fill="F2F2F0"/>
-            <w:tcMar>
-              <w:top w:w="70" w:type="dxa"/>
-              <w:left w:w="100" w:type="dxa"/>
-              <w:bottom w:w="70" w:type="dxa"/>
-              <w:right w:w="100" w:type="dxa"/>
-            </w:tcMar>
-          </w:tcPr>
-          <w:p>
+            <w:shd w:val="clear" w:color="auto" w:fill="FFFFFF" w:themeFill="background1"/>
+            <w:tcMar>
+              <w:top w:w="70" w:type="dxa"/>
+              <w:left w:w="100" w:type="dxa"/>
+              <w:bottom w:w="70" w:type="dxa"/>
+              <w:right w:w="100" w:type="dxa"/>
+            </w:tcMar>
+          </w:tcPr>
+          <w:p>
+            <w:pPr>
+              <w:jc w:val="center"/>
+            </w:pPr>
             <w:r>
               <w:rPr>
                 <w:color w:val="0B0B0B"/>
@@ -3320,7 +3391,7 @@
         <w:tc>
           <w:tcPr>
             <w:tcW w:w="6500" w:type="dxa"/>
-            <w:shd w:val="clear" w:color="auto" w:fill="F2F2F0"/>
+            <w:shd w:val="clear" w:color="auto" w:fill="FFFFFF" w:themeFill="background1"/>
             <w:tcMar>
               <w:top w:w="70" w:type="dxa"/>
               <w:left w:w="100" w:type="dxa"/>
@@ -3347,14 +3418,18 @@
         <w:tc>
           <w:tcPr>
             <w:tcW w:w="3000" w:type="dxa"/>
-            <w:tcMar>
-              <w:top w:w="70" w:type="dxa"/>
-              <w:left w:w="100" w:type="dxa"/>
-              <w:bottom w:w="70" w:type="dxa"/>
-              <w:right w:w="100" w:type="dxa"/>
-            </w:tcMar>
-          </w:tcPr>
-          <w:p>
+            <w:shd w:val="clear" w:color="auto" w:fill="FFFFFF" w:themeFill="background1"/>
+            <w:tcMar>
+              <w:top w:w="70" w:type="dxa"/>
+              <w:left w:w="100" w:type="dxa"/>
+              <w:bottom w:w="70" w:type="dxa"/>
+              <w:right w:w="100" w:type="dxa"/>
+            </w:tcMar>
+          </w:tcPr>
+          <w:p>
+            <w:pPr>
+              <w:jc w:val="center"/>
+            </w:pPr>
             <w:r>
               <w:rPr>
                 <w:color w:val="0B0B0B"/>
@@ -3368,6 +3443,7 @@
         <w:tc>
           <w:tcPr>
             <w:tcW w:w="6500" w:type="dxa"/>
+            <w:shd w:val="clear" w:color="auto" w:fill="FFFFFF" w:themeFill="background1"/>
             <w:tcMar>
               <w:top w:w="70" w:type="dxa"/>
               <w:left w:w="100" w:type="dxa"/>
@@ -3394,15 +3470,18 @@
         <w:tc>
           <w:tcPr>
             <w:tcW w:w="3000" w:type="dxa"/>
-            <w:shd w:val="clear" w:color="auto" w:fill="F2F2F0"/>
-            <w:tcMar>
-              <w:top w:w="70" w:type="dxa"/>
-              <w:left w:w="100" w:type="dxa"/>
-              <w:bottom w:w="70" w:type="dxa"/>
-              <w:right w:w="100" w:type="dxa"/>
-            </w:tcMar>
-          </w:tcPr>
-          <w:p>
+            <w:shd w:val="clear" w:color="auto" w:fill="FFFFFF" w:themeFill="background1"/>
+            <w:tcMar>
+              <w:top w:w="70" w:type="dxa"/>
+              <w:left w:w="100" w:type="dxa"/>
+              <w:bottom w:w="70" w:type="dxa"/>
+              <w:right w:w="100" w:type="dxa"/>
+            </w:tcMar>
+          </w:tcPr>
+          <w:p>
+            <w:pPr>
+              <w:jc w:val="center"/>
+            </w:pPr>
             <w:r>
               <w:rPr>
                 <w:color w:val="0B0B0B"/>
@@ -3416,7 +3495,7 @@
         <w:tc>
           <w:tcPr>
             <w:tcW w:w="6500" w:type="dxa"/>
-            <w:shd w:val="clear" w:color="auto" w:fill="F2F2F0"/>
+            <w:shd w:val="clear" w:color="auto" w:fill="FFFFFF" w:themeFill="background1"/>
             <w:tcMar>
               <w:top w:w="70" w:type="dxa"/>
               <w:left w:w="100" w:type="dxa"/>
@@ -3552,12 +3631,15 @@
       <w:pPr>
         <w:pStyle w:val="Heading2"/>
         <w:spacing w:before="280" w:after="120"/>
+        <w:rPr>
+          <w:color w:val="auto"/>
+        </w:rPr>
       </w:pPr>
       <w:r>
         <w:rPr>
           <w:b/>
           <w:bCs/>
-          <w:color w:val="2A78D6"/>
+          <w:color w:val="auto"/>
           <w:sz w:val="24"/>
           <w:szCs w:val="24"/>
         </w:rPr>
@@ -3593,7 +3675,7 @@
         <w:tc>
           <w:tcPr>
             <w:tcW w:w="1500" w:type="dxa"/>
-            <w:shd w:val="clear" w:color="auto" w:fill="D9E6F8"/>
+            <w:shd w:val="clear" w:color="auto" w:fill="FFFFFF" w:themeFill="background1"/>
             <w:tcMar>
               <w:top w:w="70" w:type="dxa"/>
               <w:left w:w="100" w:type="dxa"/>
@@ -3620,7 +3702,7 @@
         <w:tc>
           <w:tcPr>
             <w:tcW w:w="2500" w:type="dxa"/>
-            <w:shd w:val="clear" w:color="auto" w:fill="D9E6F8"/>
+            <w:shd w:val="clear" w:color="auto" w:fill="FFFFFF" w:themeFill="background1"/>
             <w:tcMar>
               <w:top w:w="70" w:type="dxa"/>
               <w:left w:w="100" w:type="dxa"/>
@@ -3647,7 +3729,7 @@
         <w:tc>
           <w:tcPr>
             <w:tcW w:w="5500" w:type="dxa"/>
-            <w:shd w:val="clear" w:color="auto" w:fill="D9E6F8"/>
+            <w:shd w:val="clear" w:color="auto" w:fill="FFFFFF" w:themeFill="background1"/>
             <w:tcMar>
               <w:top w:w="70" w:type="dxa"/>
               <w:left w:w="100" w:type="dxa"/>
@@ -3676,6 +3758,7 @@
         <w:tc>
           <w:tcPr>
             <w:tcW w:w="1500" w:type="dxa"/>
+            <w:shd w:val="clear" w:color="auto" w:fill="FFFFFF" w:themeFill="background1"/>
             <w:tcMar>
               <w:top w:w="70" w:type="dxa"/>
               <w:left w:w="100" w:type="dxa"/>
@@ -3697,6 +3780,7 @@
         <w:tc>
           <w:tcPr>
             <w:tcW w:w="2500" w:type="dxa"/>
+            <w:shd w:val="clear" w:color="auto" w:fill="FFFFFF" w:themeFill="background1"/>
             <w:tcMar>
               <w:top w:w="70" w:type="dxa"/>
               <w:left w:w="100" w:type="dxa"/>
@@ -3721,6 +3805,7 @@
         <w:tc>
           <w:tcPr>
             <w:tcW w:w="5500" w:type="dxa"/>
+            <w:shd w:val="clear" w:color="auto" w:fill="FFFFFF" w:themeFill="background1"/>
             <w:tcMar>
               <w:top w:w="70" w:type="dxa"/>
               <w:left w:w="100" w:type="dxa"/>
@@ -3747,7 +3832,7 @@
         <w:tc>
           <w:tcPr>
             <w:tcW w:w="1500" w:type="dxa"/>
-            <w:shd w:val="clear" w:color="auto" w:fill="F2F2F0"/>
+            <w:shd w:val="clear" w:color="auto" w:fill="FFFFFF" w:themeFill="background1"/>
             <w:tcMar>
               <w:top w:w="70" w:type="dxa"/>
               <w:left w:w="100" w:type="dxa"/>
@@ -3769,7 +3854,7 @@
         <w:tc>
           <w:tcPr>
             <w:tcW w:w="2500" w:type="dxa"/>
-            <w:shd w:val="clear" w:color="auto" w:fill="F2F2F0"/>
+            <w:shd w:val="clear" w:color="auto" w:fill="FFFFFF" w:themeFill="background1"/>
             <w:tcMar>
               <w:top w:w="70" w:type="dxa"/>
               <w:left w:w="100" w:type="dxa"/>
@@ -3794,7 +3879,7 @@
         <w:tc>
           <w:tcPr>
             <w:tcW w:w="5500" w:type="dxa"/>
-            <w:shd w:val="clear" w:color="auto" w:fill="F2F2F0"/>
+            <w:shd w:val="clear" w:color="auto" w:fill="FFFFFF" w:themeFill="background1"/>
             <w:tcMar>
               <w:top w:w="70" w:type="dxa"/>
               <w:left w:w="100" w:type="dxa"/>
@@ -3821,6 +3906,7 @@
         <w:tc>
           <w:tcPr>
             <w:tcW w:w="1500" w:type="dxa"/>
+            <w:shd w:val="clear" w:color="auto" w:fill="FFFFFF" w:themeFill="background1"/>
             <w:tcMar>
               <w:top w:w="70" w:type="dxa"/>
               <w:left w:w="100" w:type="dxa"/>
@@ -3842,6 +3928,7 @@
         <w:tc>
           <w:tcPr>
             <w:tcW w:w="2500" w:type="dxa"/>
+            <w:shd w:val="clear" w:color="auto" w:fill="FFFFFF" w:themeFill="background1"/>
             <w:tcMar>
               <w:top w:w="70" w:type="dxa"/>
               <w:left w:w="100" w:type="dxa"/>
@@ -3866,6 +3953,7 @@
         <w:tc>
           <w:tcPr>
             <w:tcW w:w="5500" w:type="dxa"/>
+            <w:shd w:val="clear" w:color="auto" w:fill="FFFFFF" w:themeFill="background1"/>
             <w:tcMar>
               <w:top w:w="70" w:type="dxa"/>
               <w:left w:w="100" w:type="dxa"/>
@@ -3953,7 +4041,7 @@
         <w:tc>
           <w:tcPr>
             <w:tcW w:w="2000" w:type="dxa"/>
-            <w:shd w:val="clear" w:color="auto" w:fill="D9E6F8"/>
+            <w:shd w:val="clear" w:color="auto" w:fill="FFFFFF" w:themeFill="background1"/>
             <w:tcMar>
               <w:top w:w="70" w:type="dxa"/>
               <w:left w:w="100" w:type="dxa"/>
@@ -3981,7 +4069,7 @@
         <w:tc>
           <w:tcPr>
             <w:tcW w:w="4700" w:type="dxa"/>
-            <w:shd w:val="clear" w:color="auto" w:fill="D9E6F8"/>
+            <w:shd w:val="clear" w:color="auto" w:fill="FFFFFF" w:themeFill="background1"/>
             <w:tcMar>
               <w:top w:w="70" w:type="dxa"/>
               <w:left w:w="100" w:type="dxa"/>
@@ -4008,7 +4096,7 @@
         <w:tc>
           <w:tcPr>
             <w:tcW w:w="2800" w:type="dxa"/>
-            <w:shd w:val="clear" w:color="auto" w:fill="D9E6F8"/>
+            <w:shd w:val="clear" w:color="auto" w:fill="FFFFFF" w:themeFill="background1"/>
             <w:tcMar>
               <w:top w:w="70" w:type="dxa"/>
               <w:left w:w="100" w:type="dxa"/>
@@ -4037,6 +4125,7 @@
         <w:tc>
           <w:tcPr>
             <w:tcW w:w="2000" w:type="dxa"/>
+            <w:shd w:val="clear" w:color="auto" w:fill="FFFFFF" w:themeFill="background1"/>
             <w:tcMar>
               <w:top w:w="70" w:type="dxa"/>
               <w:left w:w="100" w:type="dxa"/>
@@ -4058,6 +4147,7 @@
         <w:tc>
           <w:tcPr>
             <w:tcW w:w="4700" w:type="dxa"/>
+            <w:shd w:val="clear" w:color="auto" w:fill="FFFFFF" w:themeFill="background1"/>
             <w:tcMar>
               <w:top w:w="70" w:type="dxa"/>
               <w:left w:w="100" w:type="dxa"/>
@@ -4082,6 +4172,7 @@
         <w:tc>
           <w:tcPr>
             <w:tcW w:w="2800" w:type="dxa"/>
+            <w:shd w:val="clear" w:color="auto" w:fill="FFFFFF" w:themeFill="background1"/>
             <w:tcMar>
               <w:top w:w="70" w:type="dxa"/>
               <w:left w:w="100" w:type="dxa"/>
@@ -4108,7 +4199,7 @@
         <w:tc>
           <w:tcPr>
             <w:tcW w:w="2000" w:type="dxa"/>
-            <w:shd w:val="clear" w:color="auto" w:fill="F2F2F0"/>
+            <w:shd w:val="clear" w:color="auto" w:fill="FFFFFF" w:themeFill="background1"/>
             <w:tcMar>
               <w:top w:w="70" w:type="dxa"/>
               <w:left w:w="100" w:type="dxa"/>
@@ -4130,7 +4221,7 @@
         <w:tc>
           <w:tcPr>
             <w:tcW w:w="4700" w:type="dxa"/>
-            <w:shd w:val="clear" w:color="auto" w:fill="F2F2F0"/>
+            <w:shd w:val="clear" w:color="auto" w:fill="FFFFFF" w:themeFill="background1"/>
             <w:tcMar>
               <w:top w:w="70" w:type="dxa"/>
               <w:left w:w="100" w:type="dxa"/>
@@ -4155,7 +4246,7 @@
         <w:tc>
           <w:tcPr>
             <w:tcW w:w="2800" w:type="dxa"/>
-            <w:shd w:val="clear" w:color="auto" w:fill="F2F2F0"/>
+            <w:shd w:val="clear" w:color="auto" w:fill="FFFFFF" w:themeFill="background1"/>
             <w:tcMar>
               <w:top w:w="70" w:type="dxa"/>
               <w:left w:w="100" w:type="dxa"/>
@@ -4236,12 +4327,15 @@
       <w:pPr>
         <w:pStyle w:val="Heading2"/>
         <w:spacing w:before="280" w:after="120"/>
+        <w:rPr>
+          <w:color w:val="auto"/>
+        </w:rPr>
       </w:pPr>
       <w:r>
         <w:rPr>
           <w:b/>
           <w:bCs/>
-          <w:color w:val="2A78D6"/>
+          <w:color w:val="auto"/>
           <w:sz w:val="24"/>
           <w:szCs w:val="24"/>
         </w:rPr>
@@ -4284,7 +4378,7 @@
         <w:tc>
           <w:tcPr>
             <w:tcW w:w="700" w:type="dxa"/>
-            <w:shd w:val="clear" w:color="auto" w:fill="D9E6F8"/>
+            <w:shd w:val="clear" w:color="auto" w:fill="FFFFFF" w:themeFill="background1"/>
             <w:tcMar>
               <w:top w:w="70" w:type="dxa"/>
               <w:left w:w="100" w:type="dxa"/>
@@ -4311,7 +4405,7 @@
         <w:tc>
           <w:tcPr>
             <w:tcW w:w="900" w:type="dxa"/>
-            <w:shd w:val="clear" w:color="auto" w:fill="D9E6F8"/>
+            <w:shd w:val="clear" w:color="auto" w:fill="FFFFFF" w:themeFill="background1"/>
             <w:tcMar>
               <w:top w:w="70" w:type="dxa"/>
               <w:left w:w="100" w:type="dxa"/>
@@ -4338,7 +4432,7 @@
         <w:tc>
           <w:tcPr>
             <w:tcW w:w="1000" w:type="dxa"/>
-            <w:shd w:val="clear" w:color="auto" w:fill="D9E6F8"/>
+            <w:shd w:val="clear" w:color="auto" w:fill="FFFFFF" w:themeFill="background1"/>
             <w:tcMar>
               <w:top w:w="70" w:type="dxa"/>
               <w:left w:w="100" w:type="dxa"/>
@@ -4365,7 +4459,7 @@
         <w:tc>
           <w:tcPr>
             <w:tcW w:w="900" w:type="dxa"/>
-            <w:shd w:val="clear" w:color="auto" w:fill="D9E6F8"/>
+            <w:shd w:val="clear" w:color="auto" w:fill="FFFFFF" w:themeFill="background1"/>
             <w:tcMar>
               <w:top w:w="70" w:type="dxa"/>
               <w:left w:w="100" w:type="dxa"/>
@@ -4392,7 +4486,7 @@
         <w:tc>
           <w:tcPr>
             <w:tcW w:w="900" w:type="dxa"/>
-            <w:shd w:val="clear" w:color="auto" w:fill="D9E6F8"/>
+            <w:shd w:val="clear" w:color="auto" w:fill="FFFFFF" w:themeFill="background1"/>
             <w:tcMar>
               <w:top w:w="70" w:type="dxa"/>
               <w:left w:w="100" w:type="dxa"/>
@@ -4419,7 +4513,7 @@
         <w:tc>
           <w:tcPr>
             <w:tcW w:w="1000" w:type="dxa"/>
-            <w:shd w:val="clear" w:color="auto" w:fill="D9E6F8"/>
+            <w:shd w:val="clear" w:color="auto" w:fill="FFFFFF" w:themeFill="background1"/>
             <w:tcMar>
               <w:top w:w="70" w:type="dxa"/>
               <w:left w:w="100" w:type="dxa"/>
@@ -4446,7 +4540,7 @@
         <w:tc>
           <w:tcPr>
             <w:tcW w:w="1000" w:type="dxa"/>
-            <w:shd w:val="clear" w:color="auto" w:fill="D9E6F8"/>
+            <w:shd w:val="clear" w:color="auto" w:fill="FFFFFF" w:themeFill="background1"/>
             <w:tcMar>
               <w:top w:w="70" w:type="dxa"/>
               <w:left w:w="100" w:type="dxa"/>
@@ -4473,7 +4567,7 @@
         <w:tc>
           <w:tcPr>
             <w:tcW w:w="1100" w:type="dxa"/>
-            <w:shd w:val="clear" w:color="auto" w:fill="D9E6F8"/>
+            <w:shd w:val="clear" w:color="auto" w:fill="FFFFFF" w:themeFill="background1"/>
             <w:tcMar>
               <w:top w:w="70" w:type="dxa"/>
               <w:left w:w="100" w:type="dxa"/>
@@ -4500,7 +4594,7 @@
         <w:tc>
           <w:tcPr>
             <w:tcW w:w="1000" w:type="dxa"/>
-            <w:shd w:val="clear" w:color="auto" w:fill="D9E6F8"/>
+            <w:shd w:val="clear" w:color="auto" w:fill="FFFFFF" w:themeFill="background1"/>
             <w:tcMar>
               <w:top w:w="70" w:type="dxa"/>
               <w:left w:w="100" w:type="dxa"/>
@@ -4527,7 +4621,7 @@
         <w:tc>
           <w:tcPr>
             <w:tcW w:w="1000" w:type="dxa"/>
-            <w:shd w:val="clear" w:color="auto" w:fill="D9E6F8"/>
+            <w:shd w:val="clear" w:color="auto" w:fill="FFFFFF" w:themeFill="background1"/>
             <w:tcMar>
               <w:top w:w="70" w:type="dxa"/>
               <w:left w:w="100" w:type="dxa"/>
@@ -4556,6 +4650,7 @@
         <w:tc>
           <w:tcPr>
             <w:tcW w:w="700" w:type="dxa"/>
+            <w:shd w:val="clear" w:color="auto" w:fill="FFFFFF" w:themeFill="background1"/>
             <w:tcMar>
               <w:top w:w="70" w:type="dxa"/>
               <w:left w:w="100" w:type="dxa"/>
@@ -4577,6 +4672,7 @@
         <w:tc>
           <w:tcPr>
             <w:tcW w:w="900" w:type="dxa"/>
+            <w:shd w:val="clear" w:color="auto" w:fill="FFFFFF" w:themeFill="background1"/>
             <w:tcMar>
               <w:top w:w="70" w:type="dxa"/>
               <w:left w:w="100" w:type="dxa"/>
@@ -4601,6 +4697,7 @@
         <w:tc>
           <w:tcPr>
             <w:tcW w:w="1000" w:type="dxa"/>
+            <w:shd w:val="clear" w:color="auto" w:fill="FFFFFF" w:themeFill="background1"/>
             <w:tcMar>
               <w:top w:w="70" w:type="dxa"/>
               <w:left w:w="100" w:type="dxa"/>
@@ -4625,6 +4722,7 @@
         <w:tc>
           <w:tcPr>
             <w:tcW w:w="900" w:type="dxa"/>
+            <w:shd w:val="clear" w:color="auto" w:fill="FFFFFF" w:themeFill="background1"/>
             <w:tcMar>
               <w:top w:w="70" w:type="dxa"/>
               <w:left w:w="100" w:type="dxa"/>
@@ -4649,6 +4747,7 @@
         <w:tc>
           <w:tcPr>
             <w:tcW w:w="900" w:type="dxa"/>
+            <w:shd w:val="clear" w:color="auto" w:fill="FFFFFF" w:themeFill="background1"/>
             <w:tcMar>
               <w:top w:w="70" w:type="dxa"/>
               <w:left w:w="100" w:type="dxa"/>
@@ -4673,6 +4772,7 @@
         <w:tc>
           <w:tcPr>
             <w:tcW w:w="1000" w:type="dxa"/>
+            <w:shd w:val="clear" w:color="auto" w:fill="FFFFFF" w:themeFill="background1"/>
             <w:tcMar>
               <w:top w:w="70" w:type="dxa"/>
               <w:left w:w="100" w:type="dxa"/>
@@ -4697,6 +4797,7 @@
         <w:tc>
           <w:tcPr>
             <w:tcW w:w="1000" w:type="dxa"/>
+            <w:shd w:val="clear" w:color="auto" w:fill="FFFFFF" w:themeFill="background1"/>
             <w:tcMar>
               <w:top w:w="70" w:type="dxa"/>
               <w:left w:w="100" w:type="dxa"/>
@@ -4721,6 +4822,7 @@
         <w:tc>
           <w:tcPr>
             <w:tcW w:w="1100" w:type="dxa"/>
+            <w:shd w:val="clear" w:color="auto" w:fill="FFFFFF" w:themeFill="background1"/>
             <w:tcMar>
               <w:top w:w="70" w:type="dxa"/>
               <w:left w:w="100" w:type="dxa"/>
@@ -4745,6 +4847,7 @@
         <w:tc>
           <w:tcPr>
             <w:tcW w:w="1000" w:type="dxa"/>
+            <w:shd w:val="clear" w:color="auto" w:fill="FFFFFF" w:themeFill="background1"/>
             <w:tcMar>
               <w:top w:w="70" w:type="dxa"/>
               <w:left w:w="100" w:type="dxa"/>
@@ -4769,6 +4872,7 @@
         <w:tc>
           <w:tcPr>
             <w:tcW w:w="1000" w:type="dxa"/>
+            <w:shd w:val="clear" w:color="auto" w:fill="FFFFFF" w:themeFill="background1"/>
             <w:tcMar>
               <w:top w:w="70" w:type="dxa"/>
               <w:left w:w="100" w:type="dxa"/>
@@ -4795,7 +4899,7 @@
         <w:tc>
           <w:tcPr>
             <w:tcW w:w="700" w:type="dxa"/>
-            <w:shd w:val="clear" w:color="auto" w:fill="F2F2F0"/>
+            <w:shd w:val="clear" w:color="auto" w:fill="FFFFFF" w:themeFill="background1"/>
             <w:tcMar>
               <w:top w:w="70" w:type="dxa"/>
               <w:left w:w="100" w:type="dxa"/>
@@ -4817,7 +4921,7 @@
         <w:tc>
           <w:tcPr>
             <w:tcW w:w="900" w:type="dxa"/>
-            <w:shd w:val="clear" w:color="auto" w:fill="F2F2F0"/>
+            <w:shd w:val="clear" w:color="auto" w:fill="FFFFFF" w:themeFill="background1"/>
             <w:tcMar>
               <w:top w:w="70" w:type="dxa"/>
               <w:left w:w="100" w:type="dxa"/>
@@ -4842,7 +4946,7 @@
         <w:tc>
           <w:tcPr>
             <w:tcW w:w="1000" w:type="dxa"/>
-            <w:shd w:val="clear" w:color="auto" w:fill="F2F2F0"/>
+            <w:shd w:val="clear" w:color="auto" w:fill="FFFFFF" w:themeFill="background1"/>
             <w:tcMar>
               <w:top w:w="70" w:type="dxa"/>
               <w:left w:w="100" w:type="dxa"/>
@@ -4867,7 +4971,7 @@
         <w:tc>
           <w:tcPr>
             <w:tcW w:w="900" w:type="dxa"/>
-            <w:shd w:val="clear" w:color="auto" w:fill="F2F2F0"/>
+            <w:shd w:val="clear" w:color="auto" w:fill="FFFFFF" w:themeFill="background1"/>
             <w:tcMar>
               <w:top w:w="70" w:type="dxa"/>
               <w:left w:w="100" w:type="dxa"/>
@@ -4892,7 +4996,7 @@
         <w:tc>
           <w:tcPr>
             <w:tcW w:w="900" w:type="dxa"/>
-            <w:shd w:val="clear" w:color="auto" w:fill="F2F2F0"/>
+            <w:shd w:val="clear" w:color="auto" w:fill="FFFFFF" w:themeFill="background1"/>
             <w:tcMar>
               <w:top w:w="70" w:type="dxa"/>
               <w:left w:w="100" w:type="dxa"/>
@@ -4917,7 +5021,7 @@
         <w:tc>
           <w:tcPr>
             <w:tcW w:w="1000" w:type="dxa"/>
-            <w:shd w:val="clear" w:color="auto" w:fill="F2F2F0"/>
+            <w:shd w:val="clear" w:color="auto" w:fill="FFFFFF" w:themeFill="background1"/>
             <w:tcMar>
               <w:top w:w="70" w:type="dxa"/>
               <w:left w:w="100" w:type="dxa"/>
@@ -4942,7 +5046,7 @@
         <w:tc>
           <w:tcPr>
             <w:tcW w:w="1000" w:type="dxa"/>
-            <w:shd w:val="clear" w:color="auto" w:fill="F2F2F0"/>
+            <w:shd w:val="clear" w:color="auto" w:fill="FFFFFF" w:themeFill="background1"/>
             <w:tcMar>
               <w:top w:w="70" w:type="dxa"/>
               <w:left w:w="100" w:type="dxa"/>
@@ -4967,7 +5071,7 @@
         <w:tc>
           <w:tcPr>
             <w:tcW w:w="1100" w:type="dxa"/>
-            <w:shd w:val="clear" w:color="auto" w:fill="F2F2F0"/>
+            <w:shd w:val="clear" w:color="auto" w:fill="FFFFFF" w:themeFill="background1"/>
             <w:tcMar>
               <w:top w:w="70" w:type="dxa"/>
               <w:left w:w="100" w:type="dxa"/>
@@ -4992,7 +5096,7 @@
         <w:tc>
           <w:tcPr>
             <w:tcW w:w="1000" w:type="dxa"/>
-            <w:shd w:val="clear" w:color="auto" w:fill="F2F2F0"/>
+            <w:shd w:val="clear" w:color="auto" w:fill="FFFFFF" w:themeFill="background1"/>
             <w:tcMar>
               <w:top w:w="70" w:type="dxa"/>
               <w:left w:w="100" w:type="dxa"/>
@@ -5017,7 +5121,7 @@
         <w:tc>
           <w:tcPr>
             <w:tcW w:w="1000" w:type="dxa"/>
-            <w:shd w:val="clear" w:color="auto" w:fill="F2F2F0"/>
+            <w:shd w:val="clear" w:color="auto" w:fill="FFFFFF" w:themeFill="background1"/>
             <w:tcMar>
               <w:top w:w="70" w:type="dxa"/>
               <w:left w:w="100" w:type="dxa"/>
@@ -5044,6 +5148,7 @@
         <w:tc>
           <w:tcPr>
             <w:tcW w:w="700" w:type="dxa"/>
+            <w:shd w:val="clear" w:color="auto" w:fill="FFFFFF" w:themeFill="background1"/>
             <w:tcMar>
               <w:top w:w="70" w:type="dxa"/>
               <w:left w:w="100" w:type="dxa"/>
@@ -5065,6 +5170,7 @@
         <w:tc>
           <w:tcPr>
             <w:tcW w:w="900" w:type="dxa"/>
+            <w:shd w:val="clear" w:color="auto" w:fill="FFFFFF" w:themeFill="background1"/>
             <w:tcMar>
               <w:top w:w="70" w:type="dxa"/>
               <w:left w:w="100" w:type="dxa"/>
@@ -5089,6 +5195,7 @@
         <w:tc>
           <w:tcPr>
             <w:tcW w:w="1000" w:type="dxa"/>
+            <w:shd w:val="clear" w:color="auto" w:fill="FFFFFF" w:themeFill="background1"/>
             <w:tcMar>
               <w:top w:w="70" w:type="dxa"/>
               <w:left w:w="100" w:type="dxa"/>
@@ -5113,6 +5220,7 @@
         <w:tc>
           <w:tcPr>
             <w:tcW w:w="900" w:type="dxa"/>
+            <w:shd w:val="clear" w:color="auto" w:fill="FFFFFF" w:themeFill="background1"/>
             <w:tcMar>
               <w:top w:w="70" w:type="dxa"/>
               <w:left w:w="100" w:type="dxa"/>
@@ -5137,6 +5245,7 @@
         <w:tc>
           <w:tcPr>
             <w:tcW w:w="900" w:type="dxa"/>
+            <w:shd w:val="clear" w:color="auto" w:fill="FFFFFF" w:themeFill="background1"/>
             <w:tcMar>
               <w:top w:w="70" w:type="dxa"/>
               <w:left w:w="100" w:type="dxa"/>
@@ -5161,6 +5270,7 @@
         <w:tc>
           <w:tcPr>
             <w:tcW w:w="1000" w:type="dxa"/>
+            <w:shd w:val="clear" w:color="auto" w:fill="FFFFFF" w:themeFill="background1"/>
             <w:tcMar>
               <w:top w:w="70" w:type="dxa"/>
               <w:left w:w="100" w:type="dxa"/>
@@ -5185,6 +5295,7 @@
         <w:tc>
           <w:tcPr>
             <w:tcW w:w="1000" w:type="dxa"/>
+            <w:shd w:val="clear" w:color="auto" w:fill="FFFFFF" w:themeFill="background1"/>
             <w:tcMar>
               <w:top w:w="70" w:type="dxa"/>
               <w:left w:w="100" w:type="dxa"/>
@@ -5209,6 +5320,7 @@
         <w:tc>
           <w:tcPr>
             <w:tcW w:w="1100" w:type="dxa"/>
+            <w:shd w:val="clear" w:color="auto" w:fill="FFFFFF" w:themeFill="background1"/>
             <w:tcMar>
               <w:top w:w="70" w:type="dxa"/>
               <w:left w:w="100" w:type="dxa"/>
@@ -5233,6 +5345,7 @@
         <w:tc>
           <w:tcPr>
             <w:tcW w:w="1000" w:type="dxa"/>
+            <w:shd w:val="clear" w:color="auto" w:fill="FFFFFF" w:themeFill="background1"/>
             <w:tcMar>
               <w:top w:w="70" w:type="dxa"/>
               <w:left w:w="100" w:type="dxa"/>
@@ -5257,6 +5370,7 @@
         <w:tc>
           <w:tcPr>
             <w:tcW w:w="1000" w:type="dxa"/>
+            <w:shd w:val="clear" w:color="auto" w:fill="FFFFFF" w:themeFill="background1"/>
             <w:tcMar>
               <w:top w:w="70" w:type="dxa"/>
               <w:left w:w="100" w:type="dxa"/>
@@ -5289,16 +5403,39 @@
       <w:pPr>
         <w:pStyle w:val="Heading2"/>
         <w:spacing w:before="280" w:after="120"/>
+        <w:rPr>
+          <w:color w:val="auto"/>
+        </w:rPr>
       </w:pPr>
       <w:r>
         <w:rPr>
           <w:b/>
           <w:bCs/>
-          <w:color w:val="2A78D6"/>
+          <w:color w:val="auto"/>
           <w:sz w:val="24"/>
           <w:szCs w:val="24"/>
         </w:rPr>
-        <w:t>Khung giờ ưa thích theo cụm (%, chuẩn hoá theo hàng)</w:t>
+        <w:t>Khung giờ</w:t>
+      </w:r>
+      <w:r>
+        <w:rPr>
+          <w:b/>
+          <w:bCs/>
+          <w:color w:val="auto"/>
+          <w:sz w:val="24"/>
+          <w:szCs w:val="24"/>
+        </w:rPr>
+        <w:t xml:space="preserve"> </w:t>
+      </w:r>
+      <w:r>
+        <w:rPr>
+          <w:b/>
+          <w:bCs/>
+          <w:color w:val="auto"/>
+          <w:sz w:val="24"/>
+          <w:szCs w:val="24"/>
+        </w:rPr>
+        <w:t xml:space="preserve">theo cụm </w:t>
       </w:r>
     </w:p>
     <w:tbl>
@@ -5332,7 +5469,7 @@
         <w:tc>
           <w:tcPr>
             <w:tcW w:w="1500" w:type="dxa"/>
-            <w:shd w:val="clear" w:color="auto" w:fill="D9E6F8"/>
+            <w:shd w:val="clear" w:color="auto" w:fill="FFFFFF" w:themeFill="background1"/>
             <w:tcMar>
               <w:top w:w="70" w:type="dxa"/>
               <w:left w:w="100" w:type="dxa"/>
@@ -5359,7 +5496,7 @@
         <w:tc>
           <w:tcPr>
             <w:tcW w:w="2000" w:type="dxa"/>
-            <w:shd w:val="clear" w:color="auto" w:fill="D9E6F8"/>
+            <w:shd w:val="clear" w:color="auto" w:fill="FFFFFF" w:themeFill="background1"/>
             <w:tcMar>
               <w:top w:w="70" w:type="dxa"/>
               <w:left w:w="100" w:type="dxa"/>
@@ -5386,7 +5523,7 @@
         <w:tc>
           <w:tcPr>
             <w:tcW w:w="2000" w:type="dxa"/>
-            <w:shd w:val="clear" w:color="auto" w:fill="D9E6F8"/>
+            <w:shd w:val="clear" w:color="auto" w:fill="FFFFFF" w:themeFill="background1"/>
             <w:tcMar>
               <w:top w:w="70" w:type="dxa"/>
               <w:left w:w="100" w:type="dxa"/>
@@ -5413,7 +5550,7 @@
         <w:tc>
           <w:tcPr>
             <w:tcW w:w="2000" w:type="dxa"/>
-            <w:shd w:val="clear" w:color="auto" w:fill="D9E6F8"/>
+            <w:shd w:val="clear" w:color="auto" w:fill="FFFFFF" w:themeFill="background1"/>
             <w:tcMar>
               <w:top w:w="70" w:type="dxa"/>
               <w:left w:w="100" w:type="dxa"/>
@@ -5440,7 +5577,7 @@
         <w:tc>
           <w:tcPr>
             <w:tcW w:w="2000" w:type="dxa"/>
-            <w:shd w:val="clear" w:color="auto" w:fill="D9E6F8"/>
+            <w:shd w:val="clear" w:color="auto" w:fill="FFFFFF" w:themeFill="background1"/>
             <w:tcMar>
               <w:top w:w="70" w:type="dxa"/>
               <w:left w:w="100" w:type="dxa"/>
@@ -5469,6 +5606,7 @@
         <w:tc>
           <w:tcPr>
             <w:tcW w:w="1500" w:type="dxa"/>
+            <w:shd w:val="clear" w:color="auto" w:fill="FFFFFF" w:themeFill="background1"/>
             <w:tcMar>
               <w:top w:w="70" w:type="dxa"/>
               <w:left w:w="100" w:type="dxa"/>
@@ -5490,6 +5628,7 @@
         <w:tc>
           <w:tcPr>
             <w:tcW w:w="2000" w:type="dxa"/>
+            <w:shd w:val="clear" w:color="auto" w:fill="FFFFFF" w:themeFill="background1"/>
             <w:tcMar>
               <w:top w:w="70" w:type="dxa"/>
               <w:left w:w="100" w:type="dxa"/>
@@ -5514,6 +5653,7 @@
         <w:tc>
           <w:tcPr>
             <w:tcW w:w="2000" w:type="dxa"/>
+            <w:shd w:val="clear" w:color="auto" w:fill="FFFFFF" w:themeFill="background1"/>
             <w:tcMar>
               <w:top w:w="70" w:type="dxa"/>
               <w:left w:w="100" w:type="dxa"/>
@@ -5538,6 +5678,7 @@
         <w:tc>
           <w:tcPr>
             <w:tcW w:w="2000" w:type="dxa"/>
+            <w:shd w:val="clear" w:color="auto" w:fill="FFFFFF" w:themeFill="background1"/>
             <w:tcMar>
               <w:top w:w="70" w:type="dxa"/>
               <w:left w:w="100" w:type="dxa"/>
@@ -5562,6 +5703,7 @@
         <w:tc>
           <w:tcPr>
             <w:tcW w:w="2000" w:type="dxa"/>
+            <w:shd w:val="clear" w:color="auto" w:fill="FFFFFF" w:themeFill="background1"/>
             <w:tcMar>
               <w:top w:w="70" w:type="dxa"/>
               <w:left w:w="100" w:type="dxa"/>
@@ -5588,7 +5730,7 @@
         <w:tc>
           <w:tcPr>
             <w:tcW w:w="1500" w:type="dxa"/>
-            <w:shd w:val="clear" w:color="auto" w:fill="F2F2F0"/>
+            <w:shd w:val="clear" w:color="auto" w:fill="FFFFFF" w:themeFill="background1"/>
             <w:tcMar>
               <w:top w:w="70" w:type="dxa"/>
               <w:left w:w="100" w:type="dxa"/>
@@ -5610,7 +5752,7 @@
         <w:tc>
           <w:tcPr>
             <w:tcW w:w="2000" w:type="dxa"/>
-            <w:shd w:val="clear" w:color="auto" w:fill="F2F2F0"/>
+            <w:shd w:val="clear" w:color="auto" w:fill="FFFFFF" w:themeFill="background1"/>
             <w:tcMar>
               <w:top w:w="70" w:type="dxa"/>
               <w:left w:w="100" w:type="dxa"/>
@@ -5635,7 +5777,7 @@
         <w:tc>
           <w:tcPr>
             <w:tcW w:w="2000" w:type="dxa"/>
-            <w:shd w:val="clear" w:color="auto" w:fill="F2F2F0"/>
+            <w:shd w:val="clear" w:color="auto" w:fill="FFFFFF" w:themeFill="background1"/>
             <w:tcMar>
               <w:top w:w="70" w:type="dxa"/>
               <w:left w:w="100" w:type="dxa"/>
@@ -5660,7 +5802,7 @@
         <w:tc>
           <w:tcPr>
             <w:tcW w:w="2000" w:type="dxa"/>
-            <w:shd w:val="clear" w:color="auto" w:fill="F2F2F0"/>
+            <w:shd w:val="clear" w:color="auto" w:fill="FFFFFF" w:themeFill="background1"/>
             <w:tcMar>
               <w:top w:w="70" w:type="dxa"/>
               <w:left w:w="100" w:type="dxa"/>
@@ -5685,7 +5827,7 @@
         <w:tc>
           <w:tcPr>
             <w:tcW w:w="2000" w:type="dxa"/>
-            <w:shd w:val="clear" w:color="auto" w:fill="F2F2F0"/>
+            <w:shd w:val="clear" w:color="auto" w:fill="FFFFFF" w:themeFill="background1"/>
             <w:tcMar>
               <w:top w:w="70" w:type="dxa"/>
               <w:left w:w="100" w:type="dxa"/>
@@ -5712,6 +5854,7 @@
         <w:tc>
           <w:tcPr>
             <w:tcW w:w="1500" w:type="dxa"/>
+            <w:shd w:val="clear" w:color="auto" w:fill="FFFFFF" w:themeFill="background1"/>
             <w:tcMar>
               <w:top w:w="70" w:type="dxa"/>
               <w:left w:w="100" w:type="dxa"/>
@@ -5733,6 +5876,7 @@
         <w:tc>
           <w:tcPr>
             <w:tcW w:w="2000" w:type="dxa"/>
+            <w:shd w:val="clear" w:color="auto" w:fill="FFFFFF" w:themeFill="background1"/>
             <w:tcMar>
               <w:top w:w="70" w:type="dxa"/>
               <w:left w:w="100" w:type="dxa"/>
@@ -5757,6 +5901,7 @@
         <w:tc>
           <w:tcPr>
             <w:tcW w:w="2000" w:type="dxa"/>
+            <w:shd w:val="clear" w:color="auto" w:fill="FFFFFF" w:themeFill="background1"/>
             <w:tcMar>
               <w:top w:w="70" w:type="dxa"/>
               <w:left w:w="100" w:type="dxa"/>
@@ -5781,6 +5926,7 @@
         <w:tc>
           <w:tcPr>
             <w:tcW w:w="2000" w:type="dxa"/>
+            <w:shd w:val="clear" w:color="auto" w:fill="FFFFFF" w:themeFill="background1"/>
             <w:tcMar>
               <w:top w:w="70" w:type="dxa"/>
               <w:left w:w="100" w:type="dxa"/>
@@ -5805,6 +5951,7 @@
         <w:tc>
           <w:tcPr>
             <w:tcW w:w="2000" w:type="dxa"/>
+            <w:shd w:val="clear" w:color="auto" w:fill="FFFFFF" w:themeFill="background1"/>
             <w:tcMar>
               <w:top w:w="70" w:type="dxa"/>
               <w:left w:w="100" w:type="dxa"/>
@@ -5837,12 +5984,15 @@
       <w:pPr>
         <w:pStyle w:val="Heading2"/>
         <w:spacing w:before="280" w:after="120"/>
+        <w:rPr>
+          <w:color w:val="auto"/>
+        </w:rPr>
       </w:pPr>
       <w:r>
         <w:rPr>
           <w:b/>
           <w:bCs/>
-          <w:color w:val="2A78D6"/>
+          <w:color w:val="auto"/>
           <w:sz w:val="24"/>
           <w:szCs w:val="24"/>
         </w:rPr>
@@ -6126,7 +6276,6 @@
         <w:rPr>
           <w:b/>
           <w:bCs/>
-          <w:color w:val="2A78D6"/>
           <w:sz w:val="24"/>
           <w:szCs w:val="24"/>
         </w:rPr>
@@ -6162,7 +6311,7 @@
         <w:tc>
           <w:tcPr>
             <w:tcW w:w="1200" w:type="dxa"/>
-            <w:shd w:val="clear" w:color="auto" w:fill="D9E6F8"/>
+            <w:shd w:val="clear" w:color="auto" w:fill="FFFFFF" w:themeFill="background1"/>
             <w:tcMar>
               <w:top w:w="70" w:type="dxa"/>
               <w:left w:w="100" w:type="dxa"/>
@@ -6189,7 +6338,7 @@
         <w:tc>
           <w:tcPr>
             <w:tcW w:w="5500" w:type="dxa"/>
-            <w:shd w:val="clear" w:color="auto" w:fill="D9E6F8"/>
+            <w:shd w:val="clear" w:color="auto" w:fill="FFFFFF" w:themeFill="background1"/>
             <w:tcMar>
               <w:top w:w="70" w:type="dxa"/>
               <w:left w:w="100" w:type="dxa"/>
@@ -6216,7 +6365,7 @@
         <w:tc>
           <w:tcPr>
             <w:tcW w:w="2800" w:type="dxa"/>
-            <w:shd w:val="clear" w:color="auto" w:fill="D9E6F8"/>
+            <w:shd w:val="clear" w:color="auto" w:fill="FFFFFF" w:themeFill="background1"/>
             <w:tcMar>
               <w:top w:w="70" w:type="dxa"/>
               <w:left w:w="100" w:type="dxa"/>
@@ -6245,6 +6394,7 @@
         <w:tc>
           <w:tcPr>
             <w:tcW w:w="1200" w:type="dxa"/>
+            <w:shd w:val="clear" w:color="auto" w:fill="FFFFFF" w:themeFill="background1"/>
             <w:tcMar>
               <w:top w:w="70" w:type="dxa"/>
               <w:left w:w="100" w:type="dxa"/>
@@ -6266,6 +6416,7 @@
         <w:tc>
           <w:tcPr>
             <w:tcW w:w="5500" w:type="dxa"/>
+            <w:shd w:val="clear" w:color="auto" w:fill="FFFFFF" w:themeFill="background1"/>
             <w:tcMar>
               <w:top w:w="70" w:type="dxa"/>
               <w:left w:w="100" w:type="dxa"/>
@@ -6290,6 +6441,7 @@
         <w:tc>
           <w:tcPr>
             <w:tcW w:w="2800" w:type="dxa"/>
+            <w:shd w:val="clear" w:color="auto" w:fill="FFFFFF" w:themeFill="background1"/>
             <w:tcMar>
               <w:top w:w="70" w:type="dxa"/>
               <w:left w:w="100" w:type="dxa"/>
@@ -6316,7 +6468,7 @@
         <w:tc>
           <w:tcPr>
             <w:tcW w:w="1200" w:type="dxa"/>
-            <w:shd w:val="clear" w:color="auto" w:fill="F2F2F0"/>
+            <w:shd w:val="clear" w:color="auto" w:fill="FFFFFF" w:themeFill="background1"/>
             <w:tcMar>
               <w:top w:w="70" w:type="dxa"/>
               <w:left w:w="100" w:type="dxa"/>
@@ -6338,7 +6490,7 @@
         <w:tc>
           <w:tcPr>
             <w:tcW w:w="5500" w:type="dxa"/>
-            <w:shd w:val="clear" w:color="auto" w:fill="F2F2F0"/>
+            <w:shd w:val="clear" w:color="auto" w:fill="FFFFFF" w:themeFill="background1"/>
             <w:tcMar>
               <w:top w:w="70" w:type="dxa"/>
               <w:left w:w="100" w:type="dxa"/>
@@ -6363,7 +6515,7 @@
         <w:tc>
           <w:tcPr>
             <w:tcW w:w="2800" w:type="dxa"/>
-            <w:shd w:val="clear" w:color="auto" w:fill="F2F2F0"/>
+            <w:shd w:val="clear" w:color="auto" w:fill="FFFFFF" w:themeFill="background1"/>
             <w:tcMar>
               <w:top w:w="70" w:type="dxa"/>
               <w:left w:w="100" w:type="dxa"/>
@@ -6390,6 +6542,7 @@
         <w:tc>
           <w:tcPr>
             <w:tcW w:w="1200" w:type="dxa"/>
+            <w:shd w:val="clear" w:color="auto" w:fill="FFFFFF" w:themeFill="background1"/>
             <w:tcMar>
               <w:top w:w="70" w:type="dxa"/>
               <w:left w:w="100" w:type="dxa"/>
@@ -6411,6 +6564,7 @@
         <w:tc>
           <w:tcPr>
             <w:tcW w:w="5500" w:type="dxa"/>
+            <w:shd w:val="clear" w:color="auto" w:fill="FFFFFF" w:themeFill="background1"/>
             <w:tcMar>
               <w:top w:w="70" w:type="dxa"/>
               <w:left w:w="100" w:type="dxa"/>
@@ -6435,6 +6589,7 @@
         <w:tc>
           <w:tcPr>
             <w:tcW w:w="2800" w:type="dxa"/>
+            <w:shd w:val="clear" w:color="auto" w:fill="FFFFFF" w:themeFill="background1"/>
             <w:tcMar>
               <w:top w:w="70" w:type="dxa"/>
               <w:left w:w="100" w:type="dxa"/>
@@ -6467,16 +6622,29 @@
       <w:pPr>
         <w:pStyle w:val="Heading2"/>
         <w:spacing w:before="280" w:after="120"/>
+        <w:rPr>
+          <w:color w:val="auto"/>
+        </w:rPr>
       </w:pPr>
       <w:r>
         <w:rPr>
           <w:b/>
           <w:bCs/>
-          <w:color w:val="2A78D6"/>
+          <w:color w:val="auto"/>
           <w:sz w:val="24"/>
           <w:szCs w:val="24"/>
         </w:rPr>
-        <w:t>Vì sao chọn Cụm 2 làm nhóm target cho A/B test</w:t>
+        <w:t>Giải thích lý do</w:t>
+      </w:r>
+      <w:r>
+        <w:rPr>
+          <w:b/>
+          <w:bCs/>
+          <w:color w:val="auto"/>
+          <w:sz w:val="24"/>
+          <w:szCs w:val="24"/>
+        </w:rPr>
+        <w:t xml:space="preserve"> chọn Cụm 2 làm nhóm target cho A/B test</w:t>
       </w:r>
     </w:p>
     <w:p>
